--- a/docs/Simulación de Incidentes y Ejecución de Runbooks.docx
+++ b/docs/Simulación de Incidentes y Ejecución de Runbooks.docx
@@ -20,44 +20,44 @@
           <w:sz w:val="32"/>
           <w:szCs w:val="32"/>
         </w:rPr>
-        <w:t>FASE 3 – Actividad 8</w:t>
-      </w:r>
-    </w:p>
-    <w:p>
-      <w:pPr>
-        <w:rPr>
-          <w:rFonts w:ascii="Calibri" w:hAnsi="Calibri" w:cs="Calibri"/>
-          <w:sz w:val="32"/>
-          <w:szCs w:val="32"/>
-        </w:rPr>
-      </w:pPr>
-    </w:p>
-    <w:p>
-      <w:pPr>
-        <w:rPr>
-          <w:rFonts w:ascii="Calibri" w:hAnsi="Calibri" w:cs="Calibri"/>
-          <w:sz w:val="32"/>
-          <w:szCs w:val="32"/>
-        </w:rPr>
-      </w:pPr>
-      <w:r>
-        <w:rPr>
-          <w:rFonts w:ascii="Calibri" w:hAnsi="Calibri" w:cs="Calibri"/>
-          <w:sz w:val="32"/>
-          <w:szCs w:val="32"/>
-        </w:rPr>
-        <w:t xml:space="preserve">Simulación de Incidentes y Ejecución de </w:t>
-      </w:r>
-      <w:proofErr w:type="spellStart"/>
-      <w:r>
-        <w:rPr>
-          <w:rFonts w:ascii="Calibri" w:hAnsi="Calibri" w:cs="Calibri"/>
-          <w:sz w:val="32"/>
-          <w:szCs w:val="32"/>
-        </w:rPr>
-        <w:t>Runbooks</w:t>
-      </w:r>
-      <w:proofErr w:type="spellEnd"/>
+        <w:t xml:space="preserve">FASE 3 – Actividad </w:t>
+      </w:r>
+      <w:r>
+        <w:rPr>
+          <w:rFonts w:ascii="Calibri" w:hAnsi="Calibri" w:cs="Calibri"/>
+          <w:b/>
+          <w:bCs/>
+          <w:sz w:val="32"/>
+          <w:szCs w:val="32"/>
+        </w:rPr>
+        <w:t>Final</w:t>
+      </w:r>
+    </w:p>
+    <w:p>
+      <w:pPr>
+        <w:rPr>
+          <w:rFonts w:ascii="Calibri" w:hAnsi="Calibri" w:cs="Calibri"/>
+          <w:sz w:val="32"/>
+          <w:szCs w:val="32"/>
+        </w:rPr>
+      </w:pPr>
+    </w:p>
+    <w:p>
+      <w:pPr>
+        <w:rPr>
+          <w:rFonts w:ascii="Calibri" w:hAnsi="Calibri" w:cs="Calibri"/>
+          <w:sz w:val="32"/>
+          <w:szCs w:val="32"/>
+        </w:rPr>
+      </w:pPr>
+      <w:r>
+        <w:rPr>
+          <w:rFonts w:ascii="Calibri" w:hAnsi="Calibri" w:cs="Calibri"/>
+          <w:sz w:val="32"/>
+          <w:szCs w:val="32"/>
+        </w:rPr>
+        <w:t>Simulación de Incidentes y Ejecución de Runbooks</w:t>
+      </w:r>
     </w:p>
     <w:p>
       <w:pPr>
@@ -365,249 +365,29 @@
           <w:lang w:eastAsia="es-MX"/>
           <w14:ligatures w14:val="none"/>
         </w:rPr>
-        <w:t xml:space="preserve">El presente documento tiene como propósito registrar y analizar los incidentes simulados durante la validación del sistema de </w:t>
-      </w:r>
-      <w:proofErr w:type="spellStart"/>
-      <w:r>
-        <w:rPr>
-          <w:rFonts w:ascii="Calibri" w:eastAsia="Times New Roman" w:hAnsi="Calibri" w:cs="Calibri"/>
-          <w:sz w:val="24"/>
-          <w:szCs w:val="24"/>
-          <w:lang w:eastAsia="es-MX"/>
-          <w14:ligatures w14:val="none"/>
-        </w:rPr>
-        <w:t>observabilidad</w:t>
-      </w:r>
-      <w:proofErr w:type="spellEnd"/>
-      <w:r>
-        <w:rPr>
-          <w:rFonts w:ascii="Calibri" w:eastAsia="Times New Roman" w:hAnsi="Calibri" w:cs="Calibri"/>
-          <w:sz w:val="24"/>
-          <w:szCs w:val="24"/>
-          <w:lang w:eastAsia="es-MX"/>
-          <w14:ligatures w14:val="none"/>
-        </w:rPr>
-        <w:t xml:space="preserve"> desarrollado para el monitoreo de modelos de Machine </w:t>
-      </w:r>
-      <w:proofErr w:type="spellStart"/>
-      <w:r>
-        <w:rPr>
-          <w:rFonts w:ascii="Calibri" w:eastAsia="Times New Roman" w:hAnsi="Calibri" w:cs="Calibri"/>
-          <w:sz w:val="24"/>
-          <w:szCs w:val="24"/>
-          <w:lang w:eastAsia="es-MX"/>
-          <w14:ligatures w14:val="none"/>
-        </w:rPr>
-        <w:t>Learning</w:t>
-      </w:r>
-      <w:proofErr w:type="spellEnd"/>
-      <w:r>
-        <w:rPr>
-          <w:rFonts w:ascii="Calibri" w:eastAsia="Times New Roman" w:hAnsi="Calibri" w:cs="Calibri"/>
-          <w:sz w:val="24"/>
-          <w:szCs w:val="24"/>
-          <w:lang w:eastAsia="es-MX"/>
-          <w14:ligatures w14:val="none"/>
-        </w:rPr>
-        <w:t xml:space="preserve">. Las pruebas realizadas permiten comprobar el comportamiento del sistema ante condiciones anormales, verificando la capacidad para detectar cambios en los datos, generar alertas inteligentes y ejecutar recomendaciones mediante </w:t>
-      </w:r>
-      <w:proofErr w:type="spellStart"/>
-      <w:r>
-        <w:rPr>
-          <w:rFonts w:ascii="Calibri" w:eastAsia="Times New Roman" w:hAnsi="Calibri" w:cs="Calibri"/>
-          <w:sz w:val="24"/>
-          <w:szCs w:val="24"/>
-          <w:lang w:eastAsia="es-MX"/>
-          <w14:ligatures w14:val="none"/>
-        </w:rPr>
-        <w:t>Runbooks</w:t>
-      </w:r>
-      <w:proofErr w:type="spellEnd"/>
-      <w:r>
-        <w:rPr>
-          <w:rFonts w:ascii="Calibri" w:eastAsia="Times New Roman" w:hAnsi="Calibri" w:cs="Calibri"/>
-          <w:sz w:val="24"/>
-          <w:szCs w:val="24"/>
-          <w:lang w:eastAsia="es-MX"/>
-          <w14:ligatures w14:val="none"/>
-        </w:rPr>
-        <w:t>.</w:t>
-      </w:r>
-    </w:p>
-    <w:p>
-      <w:pPr>
-        <w:spacing w:before="100" w:beforeAutospacing="1" w:after="100" w:afterAutospacing="1" w:line="240" w:lineRule="auto"/>
-        <w:rPr>
-          <w:rFonts w:ascii="Calibri" w:eastAsia="Times New Roman" w:hAnsi="Calibri" w:cs="Calibri"/>
-          <w:sz w:val="24"/>
-          <w:szCs w:val="24"/>
-          <w:lang w:eastAsia="es-MX"/>
-          <w14:ligatures w14:val="none"/>
-        </w:rPr>
-      </w:pPr>
-      <w:r>
-        <w:rPr>
-          <w:rFonts w:ascii="Calibri" w:eastAsia="Times New Roman" w:hAnsi="Calibri" w:cs="Calibri"/>
-          <w:sz w:val="24"/>
-          <w:szCs w:val="24"/>
-          <w:lang w:eastAsia="es-MX"/>
-          <w14:ligatures w14:val="none"/>
-        </w:rPr>
-        <w:t xml:space="preserve">Las simulaciones fueron realizadas utilizando el modelo </w:t>
-      </w:r>
-      <w:proofErr w:type="spellStart"/>
-      <w:r>
-        <w:rPr>
-          <w:rFonts w:ascii="Calibri" w:eastAsia="Times New Roman" w:hAnsi="Calibri" w:cs="Calibri"/>
-          <w:sz w:val="24"/>
-          <w:szCs w:val="24"/>
-          <w:lang w:eastAsia="es-MX"/>
-          <w14:ligatures w14:val="none"/>
-        </w:rPr>
-        <w:t>Random</w:t>
-      </w:r>
-      <w:proofErr w:type="spellEnd"/>
-      <w:r>
-        <w:rPr>
-          <w:rFonts w:ascii="Calibri" w:eastAsia="Times New Roman" w:hAnsi="Calibri" w:cs="Calibri"/>
-          <w:sz w:val="24"/>
-          <w:szCs w:val="24"/>
-          <w:lang w:eastAsia="es-MX"/>
-          <w14:ligatures w14:val="none"/>
-        </w:rPr>
-        <w:t xml:space="preserve"> Forest entrenado sobre el conjunto de datos </w:t>
-      </w:r>
-      <w:proofErr w:type="spellStart"/>
-      <w:r>
-        <w:rPr>
-          <w:rFonts w:ascii="Calibri" w:eastAsia="Times New Roman" w:hAnsi="Calibri" w:cs="Calibri"/>
-          <w:sz w:val="24"/>
-          <w:szCs w:val="24"/>
-          <w:lang w:eastAsia="es-MX"/>
-          <w14:ligatures w14:val="none"/>
-        </w:rPr>
-        <w:t>Breast</w:t>
-      </w:r>
-      <w:proofErr w:type="spellEnd"/>
-      <w:r>
-        <w:rPr>
-          <w:rFonts w:ascii="Calibri" w:eastAsia="Times New Roman" w:hAnsi="Calibri" w:cs="Calibri"/>
-          <w:sz w:val="24"/>
-          <w:szCs w:val="24"/>
-          <w:lang w:eastAsia="es-MX"/>
-          <w14:ligatures w14:val="none"/>
-        </w:rPr>
-        <w:t xml:space="preserve"> </w:t>
-      </w:r>
-      <w:proofErr w:type="spellStart"/>
-      <w:r>
-        <w:rPr>
-          <w:rFonts w:ascii="Calibri" w:eastAsia="Times New Roman" w:hAnsi="Calibri" w:cs="Calibri"/>
-          <w:sz w:val="24"/>
-          <w:szCs w:val="24"/>
-          <w:lang w:eastAsia="es-MX"/>
-          <w14:ligatures w14:val="none"/>
-        </w:rPr>
-        <w:t>Cancer</w:t>
-      </w:r>
-      <w:proofErr w:type="spellEnd"/>
-      <w:r>
-        <w:rPr>
-          <w:rFonts w:ascii="Calibri" w:eastAsia="Times New Roman" w:hAnsi="Calibri" w:cs="Calibri"/>
-          <w:sz w:val="24"/>
-          <w:szCs w:val="24"/>
-          <w:lang w:eastAsia="es-MX"/>
-          <w14:ligatures w14:val="none"/>
-        </w:rPr>
-        <w:t xml:space="preserve"> Wisconsin </w:t>
-      </w:r>
-      <w:proofErr w:type="spellStart"/>
-      <w:r>
-        <w:rPr>
-          <w:rFonts w:ascii="Calibri" w:eastAsia="Times New Roman" w:hAnsi="Calibri" w:cs="Calibri"/>
-          <w:sz w:val="24"/>
-          <w:szCs w:val="24"/>
-          <w:lang w:eastAsia="es-MX"/>
-          <w14:ligatures w14:val="none"/>
-        </w:rPr>
-        <w:t>Dataset</w:t>
-      </w:r>
-      <w:proofErr w:type="spellEnd"/>
-      <w:r>
-        <w:rPr>
-          <w:rFonts w:ascii="Calibri" w:eastAsia="Times New Roman" w:hAnsi="Calibri" w:cs="Calibri"/>
-          <w:sz w:val="24"/>
-          <w:szCs w:val="24"/>
-          <w:lang w:eastAsia="es-MX"/>
-          <w14:ligatures w14:val="none"/>
-        </w:rPr>
-        <w:t xml:space="preserve"> y la infraestructura desarrollada durante la actividad, integrada por </w:t>
-      </w:r>
-      <w:proofErr w:type="spellStart"/>
-      <w:r>
-        <w:rPr>
-          <w:rFonts w:ascii="Calibri" w:eastAsia="Times New Roman" w:hAnsi="Calibri" w:cs="Calibri"/>
-          <w:sz w:val="24"/>
-          <w:szCs w:val="24"/>
-          <w:lang w:eastAsia="es-MX"/>
-          <w14:ligatures w14:val="none"/>
-        </w:rPr>
-        <w:t>MLflow</w:t>
-      </w:r>
-      <w:proofErr w:type="spellEnd"/>
-      <w:r>
-        <w:rPr>
-          <w:rFonts w:ascii="Calibri" w:eastAsia="Times New Roman" w:hAnsi="Calibri" w:cs="Calibri"/>
-          <w:sz w:val="24"/>
-          <w:szCs w:val="24"/>
-          <w:lang w:eastAsia="es-MX"/>
-          <w14:ligatures w14:val="none"/>
-        </w:rPr>
-        <w:t xml:space="preserve">, </w:t>
-      </w:r>
-      <w:proofErr w:type="spellStart"/>
-      <w:r>
-        <w:rPr>
-          <w:rFonts w:ascii="Calibri" w:eastAsia="Times New Roman" w:hAnsi="Calibri" w:cs="Calibri"/>
-          <w:sz w:val="24"/>
-          <w:szCs w:val="24"/>
-          <w:lang w:eastAsia="es-MX"/>
-          <w14:ligatures w14:val="none"/>
-        </w:rPr>
-        <w:t>Streamlit</w:t>
-      </w:r>
-      <w:proofErr w:type="spellEnd"/>
-      <w:r>
-        <w:rPr>
-          <w:rFonts w:ascii="Calibri" w:eastAsia="Times New Roman" w:hAnsi="Calibri" w:cs="Calibri"/>
-          <w:sz w:val="24"/>
-          <w:szCs w:val="24"/>
-          <w:lang w:eastAsia="es-MX"/>
-          <w14:ligatures w14:val="none"/>
-        </w:rPr>
-        <w:t xml:space="preserve">, detección de Data </w:t>
-      </w:r>
-      <w:proofErr w:type="spellStart"/>
-      <w:r>
-        <w:rPr>
-          <w:rFonts w:ascii="Calibri" w:eastAsia="Times New Roman" w:hAnsi="Calibri" w:cs="Calibri"/>
-          <w:sz w:val="24"/>
-          <w:szCs w:val="24"/>
-          <w:lang w:eastAsia="es-MX"/>
-          <w14:ligatures w14:val="none"/>
-        </w:rPr>
-        <w:t>Drift</w:t>
-      </w:r>
-      <w:proofErr w:type="spellEnd"/>
-      <w:r>
-        <w:rPr>
-          <w:rFonts w:ascii="Calibri" w:eastAsia="Times New Roman" w:hAnsi="Calibri" w:cs="Calibri"/>
-          <w:sz w:val="24"/>
-          <w:szCs w:val="24"/>
-          <w:lang w:eastAsia="es-MX"/>
-          <w14:ligatures w14:val="none"/>
-        </w:rPr>
-        <w:t>, sistema de alertas, registro de logs y documentación automática de respuestas.</w:t>
+        <w:t>El presente documento tiene como propósito registrar y analizar los incidentes simulados durante la validación del sistema de observabilidad desarrollado para el monitoreo de modelos de Machine Learning. Las pruebas realizadas permiten comprobar el comportamiento del sistema ante condiciones anormales, verificando la capacidad para detectar cambios en los datos, generar alertas inteligentes y ejecutar recomendaciones mediante Runbooks.</w:t>
+      </w:r>
+    </w:p>
+    <w:p>
+      <w:pPr>
+        <w:spacing w:before="100" w:beforeAutospacing="1" w:after="100" w:afterAutospacing="1" w:line="240" w:lineRule="auto"/>
+        <w:rPr>
+          <w:rFonts w:ascii="Calibri" w:eastAsia="Times New Roman" w:hAnsi="Calibri" w:cs="Calibri"/>
+          <w:sz w:val="24"/>
+          <w:szCs w:val="24"/>
+          <w:lang w:eastAsia="es-MX"/>
+          <w14:ligatures w14:val="none"/>
+        </w:rPr>
+      </w:pPr>
+      <w:r>
+        <w:rPr>
+          <w:rFonts w:ascii="Calibri" w:eastAsia="Times New Roman" w:hAnsi="Calibri" w:cs="Calibri"/>
+          <w:sz w:val="24"/>
+          <w:szCs w:val="24"/>
+          <w:lang w:eastAsia="es-MX"/>
+          <w14:ligatures w14:val="none"/>
+        </w:rPr>
+        <w:t>Las simulaciones fueron realizadas utilizando el modelo Random Forest entrenado sobre el conjunto de datos Breast Cancer Wisconsin Dataset y la infraestructura desarrollada durante la actividad, integrada por MLflow, Streamlit, detección de Data Drift, sistema de alertas, registro de logs y documentación automática de respuestas.</w:t>
       </w:r>
     </w:p>
     <w:p>
@@ -697,10 +477,13 @@
           <w:lang w:eastAsia="es-MX"/>
           <w14:ligatures w14:val="none"/>
         </w:rPr>
-        <w:t xml:space="preserve">Detección de Data </w:t>
-      </w:r>
-      <w:proofErr w:type="spellStart"/>
-      <w:r>
+        <w:t>Detección de Data Drift</w:t>
+      </w:r>
+    </w:p>
+    <w:p>
+      <w:pPr>
+        <w:spacing w:before="100" w:beforeAutospacing="1" w:after="100" w:afterAutospacing="1" w:line="240" w:lineRule="auto"/>
+        <w:outlineLvl w:val="2"/>
         <w:rPr>
           <w:rFonts w:ascii="Calibri" w:eastAsia="Times New Roman" w:hAnsi="Calibri" w:cs="Calibri"/>
           <w:b/>
@@ -710,14 +493,8 @@
           <w:lang w:eastAsia="es-MX"/>
           <w14:ligatures w14:val="none"/>
         </w:rPr>
-        <w:t>Drift</w:t>
-      </w:r>
-      <w:proofErr w:type="spellEnd"/>
-    </w:p>
-    <w:p>
-      <w:pPr>
-        <w:spacing w:before="100" w:beforeAutospacing="1" w:after="100" w:afterAutospacing="1" w:line="240" w:lineRule="auto"/>
-        <w:outlineLvl w:val="2"/>
+      </w:pPr>
+      <w:r>
         <w:rPr>
           <w:rFonts w:ascii="Calibri" w:eastAsia="Times New Roman" w:hAnsi="Calibri" w:cs="Calibri"/>
           <w:b/>
@@ -727,17 +504,6 @@
           <w:lang w:eastAsia="es-MX"/>
           <w14:ligatures w14:val="none"/>
         </w:rPr>
-      </w:pPr>
-      <w:r>
-        <w:rPr>
-          <w:rFonts w:ascii="Calibri" w:eastAsia="Times New Roman" w:hAnsi="Calibri" w:cs="Calibri"/>
-          <w:b/>
-          <w:bCs/>
-          <w:sz w:val="28"/>
-          <w:szCs w:val="28"/>
-          <w:lang w:eastAsia="es-MX"/>
-          <w14:ligatures w14:val="none"/>
-        </w:rPr>
         <w:t>Descripción del incidente</w:t>
       </w:r>
     </w:p>
@@ -760,73 +526,7 @@
           <w:lang w:eastAsia="es-MX"/>
           <w14:ligatures w14:val="none"/>
         </w:rPr>
-        <w:t xml:space="preserve">Con el propósito de validar el funcionamiento del detector de Data </w:t>
-      </w:r>
-      <w:proofErr w:type="spellStart"/>
-      <w:r>
-        <w:rPr>
-          <w:rFonts w:ascii="Calibri" w:eastAsia="Times New Roman" w:hAnsi="Calibri" w:cs="Calibri"/>
-          <w:sz w:val="24"/>
-          <w:szCs w:val="24"/>
-          <w:lang w:eastAsia="es-MX"/>
-          <w14:ligatures w14:val="none"/>
-        </w:rPr>
-        <w:t>Drift</w:t>
-      </w:r>
-      <w:proofErr w:type="spellEnd"/>
-      <w:r>
-        <w:rPr>
-          <w:rFonts w:ascii="Calibri" w:eastAsia="Times New Roman" w:hAnsi="Calibri" w:cs="Calibri"/>
-          <w:sz w:val="24"/>
-          <w:szCs w:val="24"/>
-          <w:lang w:eastAsia="es-MX"/>
-          <w14:ligatures w14:val="none"/>
-        </w:rPr>
-        <w:t xml:space="preserve">, se modificó artificialmente la distribución de una variable numérica mediante el </w:t>
-      </w:r>
-      <w:proofErr w:type="spellStart"/>
-      <w:r>
-        <w:rPr>
-          <w:rFonts w:ascii="Calibri" w:eastAsia="Times New Roman" w:hAnsi="Calibri" w:cs="Calibri"/>
-          <w:sz w:val="24"/>
-          <w:szCs w:val="24"/>
-          <w:lang w:eastAsia="es-MX"/>
-          <w14:ligatures w14:val="none"/>
-        </w:rPr>
-        <w:t>dashboard</w:t>
-      </w:r>
-      <w:proofErr w:type="spellEnd"/>
-      <w:r>
-        <w:rPr>
-          <w:rFonts w:ascii="Calibri" w:eastAsia="Times New Roman" w:hAnsi="Calibri" w:cs="Calibri"/>
-          <w:sz w:val="24"/>
-          <w:szCs w:val="24"/>
-          <w:lang w:eastAsia="es-MX"/>
-          <w14:ligatures w14:val="none"/>
-        </w:rPr>
-        <w:t xml:space="preserve"> desarrollado en </w:t>
-      </w:r>
-      <w:proofErr w:type="spellStart"/>
-      <w:r>
-        <w:rPr>
-          <w:rFonts w:ascii="Calibri" w:eastAsia="Times New Roman" w:hAnsi="Calibri" w:cs="Calibri"/>
-          <w:sz w:val="24"/>
-          <w:szCs w:val="24"/>
-          <w:lang w:eastAsia="es-MX"/>
-          <w14:ligatures w14:val="none"/>
-        </w:rPr>
-        <w:t>Streamlit</w:t>
-      </w:r>
-      <w:proofErr w:type="spellEnd"/>
-      <w:r>
-        <w:rPr>
-          <w:rFonts w:ascii="Calibri" w:eastAsia="Times New Roman" w:hAnsi="Calibri" w:cs="Calibri"/>
-          <w:sz w:val="24"/>
-          <w:szCs w:val="24"/>
-          <w:lang w:eastAsia="es-MX"/>
-          <w14:ligatures w14:val="none"/>
-        </w:rPr>
-        <w:t>.</w:t>
+        <w:t>Con el propósito de validar el funcionamiento del detector de Data Drift, se modificó artificialmente la distribución de una variable numérica mediante el dashboard desarrollado en Streamlit.</w:t>
       </w:r>
     </w:p>
     <w:p>
@@ -870,29 +570,7 @@
           <w:lang w:eastAsia="es-MX"/>
           <w14:ligatures w14:val="none"/>
         </w:rPr>
-        <w:t xml:space="preserve">El sistema ejecutó nuevamente la prueba </w:t>
-      </w:r>
-      <w:proofErr w:type="spellStart"/>
-      <w:r>
-        <w:rPr>
-          <w:rFonts w:ascii="Calibri" w:eastAsia="Times New Roman" w:hAnsi="Calibri" w:cs="Calibri"/>
-          <w:sz w:val="24"/>
-          <w:szCs w:val="24"/>
-          <w:lang w:eastAsia="es-MX"/>
-          <w14:ligatures w14:val="none"/>
-        </w:rPr>
-        <w:t>Kolmogorov-Smirnov</w:t>
-      </w:r>
-      <w:proofErr w:type="spellEnd"/>
-      <w:r>
-        <w:rPr>
-          <w:rFonts w:ascii="Calibri" w:eastAsia="Times New Roman" w:hAnsi="Calibri" w:cs="Calibri"/>
-          <w:sz w:val="24"/>
-          <w:szCs w:val="24"/>
-          <w:lang w:eastAsia="es-MX"/>
-          <w14:ligatures w14:val="none"/>
-        </w:rPr>
-        <w:t xml:space="preserve"> para comparar ambas distribuciones.</w:t>
+        <w:t>El sistema ejecutó nuevamente la prueba Kolmogorov-Smirnov para comparar ambas distribuciones.</w:t>
       </w:r>
     </w:p>
     <w:p>
@@ -971,6 +649,7 @@
           <w:rFonts w:ascii="Calibri" w:hAnsi="Calibri" w:cs="Calibri"/>
           <w:b/>
           <w:bCs/>
+          <w:noProof/>
           <w:sz w:val="32"/>
           <w:szCs w:val="32"/>
         </w:rPr>
@@ -1027,6 +706,7 @@
           <w:rFonts w:ascii="Calibri" w:hAnsi="Calibri" w:cs="Calibri"/>
           <w:b/>
           <w:bCs/>
+          <w:noProof/>
           <w:sz w:val="32"/>
           <w:szCs w:val="32"/>
         </w:rPr>
@@ -1071,6 +751,7 @@
           <w:rFonts w:ascii="Calibri" w:hAnsi="Calibri" w:cs="Calibri"/>
           <w:b/>
           <w:bCs/>
+          <w:noProof/>
           <w:sz w:val="32"/>
           <w:szCs w:val="32"/>
         </w:rPr>
@@ -1168,73 +849,29 @@
           <w:lang w:eastAsia="es-MX"/>
           <w14:ligatures w14:val="none"/>
         </w:rPr>
-        <w:t xml:space="preserve">Después de ejecutar nuevamente el análisis, el sistema comparó la distribución original con la distribución modificada utilizando la prueba </w:t>
-      </w:r>
-      <w:proofErr w:type="spellStart"/>
-      <w:r>
-        <w:rPr>
-          <w:rFonts w:ascii="Calibri" w:eastAsia="Times New Roman" w:hAnsi="Calibri" w:cs="Calibri"/>
-          <w:sz w:val="24"/>
-          <w:szCs w:val="24"/>
-          <w:lang w:eastAsia="es-MX"/>
-          <w14:ligatures w14:val="none"/>
-        </w:rPr>
-        <w:t>Kolmogorov-Smirnov</w:t>
-      </w:r>
-      <w:proofErr w:type="spellEnd"/>
-      <w:r>
-        <w:rPr>
-          <w:rFonts w:ascii="Calibri" w:eastAsia="Times New Roman" w:hAnsi="Calibri" w:cs="Calibri"/>
-          <w:sz w:val="24"/>
-          <w:szCs w:val="24"/>
-          <w:lang w:eastAsia="es-MX"/>
-          <w14:ligatures w14:val="none"/>
-        </w:rPr>
-        <w:t>.</w:t>
-      </w:r>
-    </w:p>
-    <w:p>
-      <w:pPr>
-        <w:spacing w:before="100" w:beforeAutospacing="1" w:after="100" w:afterAutospacing="1" w:line="240" w:lineRule="auto"/>
-        <w:rPr>
-          <w:rFonts w:ascii="Calibri" w:eastAsia="Times New Roman" w:hAnsi="Calibri" w:cs="Calibri"/>
-          <w:sz w:val="24"/>
-          <w:szCs w:val="24"/>
-          <w:lang w:eastAsia="es-MX"/>
-          <w14:ligatures w14:val="none"/>
-        </w:rPr>
-      </w:pPr>
-      <w:r>
-        <w:rPr>
-          <w:rFonts w:ascii="Calibri" w:eastAsia="Times New Roman" w:hAnsi="Calibri" w:cs="Calibri"/>
-          <w:sz w:val="24"/>
-          <w:szCs w:val="24"/>
-          <w:lang w:eastAsia="es-MX"/>
-          <w14:ligatures w14:val="none"/>
-        </w:rPr>
-        <w:t xml:space="preserve">El resultado confirmó la existencia de un cambio estadísticamente significativo en la distribución de los datos, por lo que el detector generó una alerta indicando la presencia de Data </w:t>
-      </w:r>
-      <w:proofErr w:type="spellStart"/>
-      <w:r>
-        <w:rPr>
-          <w:rFonts w:ascii="Calibri" w:eastAsia="Times New Roman" w:hAnsi="Calibri" w:cs="Calibri"/>
-          <w:sz w:val="24"/>
-          <w:szCs w:val="24"/>
-          <w:lang w:eastAsia="es-MX"/>
-          <w14:ligatures w14:val="none"/>
-        </w:rPr>
-        <w:t>Drift</w:t>
-      </w:r>
-      <w:proofErr w:type="spellEnd"/>
-      <w:r>
-        <w:rPr>
-          <w:rFonts w:ascii="Calibri" w:eastAsia="Times New Roman" w:hAnsi="Calibri" w:cs="Calibri"/>
-          <w:sz w:val="24"/>
-          <w:szCs w:val="24"/>
-          <w:lang w:eastAsia="es-MX"/>
-          <w14:ligatures w14:val="none"/>
-        </w:rPr>
-        <w:t>.</w:t>
+        <w:t>Después de ejecutar nuevamente el análisis, el sistema comparó la distribución original con la distribución modificada utilizando la prueba Kolmogorov-Smirnov.</w:t>
+      </w:r>
+    </w:p>
+    <w:p>
+      <w:pPr>
+        <w:spacing w:before="100" w:beforeAutospacing="1" w:after="100" w:afterAutospacing="1" w:line="240" w:lineRule="auto"/>
+        <w:rPr>
+          <w:rFonts w:ascii="Calibri" w:eastAsia="Times New Roman" w:hAnsi="Calibri" w:cs="Calibri"/>
+          <w:sz w:val="24"/>
+          <w:szCs w:val="24"/>
+          <w:lang w:eastAsia="es-MX"/>
+          <w14:ligatures w14:val="none"/>
+        </w:rPr>
+      </w:pPr>
+      <w:r>
+        <w:rPr>
+          <w:rFonts w:ascii="Calibri" w:eastAsia="Times New Roman" w:hAnsi="Calibri" w:cs="Calibri"/>
+          <w:sz w:val="24"/>
+          <w:szCs w:val="24"/>
+          <w:lang w:eastAsia="es-MX"/>
+          <w14:ligatures w14:val="none"/>
+        </w:rPr>
+        <w:t>El resultado confirmó la existencia de un cambio estadísticamente significativo en la distribución de los datos, por lo que el detector generó una alerta indicando la presencia de Data Drift.</w:t>
       </w:r>
     </w:p>
     <w:p>
@@ -1251,7 +888,6 @@
           <w14:ligatures w14:val="none"/>
         </w:rPr>
       </w:pPr>
-      <w:proofErr w:type="spellStart"/>
       <w:r>
         <w:rPr>
           <w:rFonts w:ascii="Calibri" w:eastAsia="Times New Roman" w:hAnsi="Calibri" w:cs="Calibri"/>
@@ -1262,20 +898,7 @@
           <w:lang w:eastAsia="es-MX"/>
           <w14:ligatures w14:val="none"/>
         </w:rPr>
-        <w:t>Runbook</w:t>
-      </w:r>
-      <w:proofErr w:type="spellEnd"/>
-      <w:r>
-        <w:rPr>
-          <w:rFonts w:ascii="Calibri" w:eastAsia="Times New Roman" w:hAnsi="Calibri" w:cs="Calibri"/>
-          <w:b/>
-          <w:bCs/>
-          <w:sz w:val="27"/>
-          <w:szCs w:val="27"/>
-          <w:lang w:eastAsia="es-MX"/>
-          <w14:ligatures w14:val="none"/>
-        </w:rPr>
-        <w:t xml:space="preserve"> ejecutado</w:t>
+        <w:t>Runbook ejecutado</w:t>
       </w:r>
     </w:p>
     <w:p>
@@ -1451,29 +1074,7 @@
           <w:lang w:eastAsia="es-MX"/>
           <w14:ligatures w14:val="none"/>
         </w:rPr>
-        <w:t xml:space="preserve">La simulación permitió comprobar que el módulo de detección de Data </w:t>
-      </w:r>
-      <w:proofErr w:type="spellStart"/>
-      <w:r>
-        <w:rPr>
-          <w:rFonts w:ascii="Calibri" w:eastAsia="Times New Roman" w:hAnsi="Calibri" w:cs="Calibri"/>
-          <w:sz w:val="24"/>
-          <w:szCs w:val="24"/>
-          <w:lang w:eastAsia="es-MX"/>
-          <w14:ligatures w14:val="none"/>
-        </w:rPr>
-        <w:t>Drift</w:t>
-      </w:r>
-      <w:proofErr w:type="spellEnd"/>
-      <w:r>
-        <w:rPr>
-          <w:rFonts w:ascii="Calibri" w:eastAsia="Times New Roman" w:hAnsi="Calibri" w:cs="Calibri"/>
-          <w:sz w:val="24"/>
-          <w:szCs w:val="24"/>
-          <w:lang w:eastAsia="es-MX"/>
-          <w14:ligatures w14:val="none"/>
-        </w:rPr>
-        <w:t xml:space="preserve"> responde correctamente ante cambios en los datos y constituye un mecanismo preventivo para evitar degradaciones futuras del modelo.</w:t>
+        <w:t>La simulación permitió comprobar que el módulo de detección de Data Drift responde correctamente ante cambios en los datos y constituye un mecanismo preventivo para evitar degradaciones futuras del modelo.</w:t>
       </w:r>
     </w:p>
     <w:p>
@@ -1529,10 +1130,13 @@
           <w:lang w:eastAsia="es-MX"/>
           <w14:ligatures w14:val="none"/>
         </w:rPr>
-        <w:t xml:space="preserve">Validación del Sistema de Alertas y </w:t>
-      </w:r>
-      <w:proofErr w:type="spellStart"/>
-      <w:r>
+        <w:t>Validación del Sistema de Alertas y Runbooks</w:t>
+      </w:r>
+    </w:p>
+    <w:p>
+      <w:pPr>
+        <w:spacing w:before="100" w:beforeAutospacing="1" w:after="100" w:afterAutospacing="1" w:line="240" w:lineRule="auto"/>
+        <w:outlineLvl w:val="2"/>
         <w:rPr>
           <w:rFonts w:ascii="Calibri" w:eastAsia="Times New Roman" w:hAnsi="Calibri" w:cs="Calibri"/>
           <w:b/>
@@ -1542,14 +1146,8 @@
           <w:lang w:eastAsia="es-MX"/>
           <w14:ligatures w14:val="none"/>
         </w:rPr>
-        <w:t>Runbooks</w:t>
-      </w:r>
-      <w:proofErr w:type="spellEnd"/>
-    </w:p>
-    <w:p>
-      <w:pPr>
-        <w:spacing w:before="100" w:beforeAutospacing="1" w:after="100" w:afterAutospacing="1" w:line="240" w:lineRule="auto"/>
-        <w:outlineLvl w:val="2"/>
+      </w:pPr>
+      <w:r>
         <w:rPr>
           <w:rFonts w:ascii="Calibri" w:eastAsia="Times New Roman" w:hAnsi="Calibri" w:cs="Calibri"/>
           <w:b/>
@@ -1559,17 +1157,6 @@
           <w:lang w:eastAsia="es-MX"/>
           <w14:ligatures w14:val="none"/>
         </w:rPr>
-      </w:pPr>
-      <w:r>
-        <w:rPr>
-          <w:rFonts w:ascii="Calibri" w:eastAsia="Times New Roman" w:hAnsi="Calibri" w:cs="Calibri"/>
-          <w:b/>
-          <w:bCs/>
-          <w:sz w:val="28"/>
-          <w:szCs w:val="28"/>
-          <w:lang w:eastAsia="es-MX"/>
-          <w14:ligatures w14:val="none"/>
-        </w:rPr>
         <w:t>Descripción del incidente</w:t>
       </w:r>
     </w:p>
@@ -1592,117 +1179,51 @@
           <w:lang w:eastAsia="es-MX"/>
           <w14:ligatures w14:val="none"/>
         </w:rPr>
-        <w:t xml:space="preserve">Como segundo escenario se validó el funcionamiento del sistema de alertas inteligentes y la ejecución automática de </w:t>
-      </w:r>
-      <w:proofErr w:type="spellStart"/>
-      <w:r>
-        <w:rPr>
-          <w:rFonts w:ascii="Calibri" w:eastAsia="Times New Roman" w:hAnsi="Calibri" w:cs="Calibri"/>
-          <w:sz w:val="24"/>
-          <w:szCs w:val="24"/>
-          <w:lang w:eastAsia="es-MX"/>
-          <w14:ligatures w14:val="none"/>
-        </w:rPr>
-        <w:t>Runbooks</w:t>
-      </w:r>
-      <w:proofErr w:type="spellEnd"/>
-      <w:r>
-        <w:rPr>
-          <w:rFonts w:ascii="Calibri" w:eastAsia="Times New Roman" w:hAnsi="Calibri" w:cs="Calibri"/>
-          <w:sz w:val="24"/>
-          <w:szCs w:val="24"/>
-          <w:lang w:eastAsia="es-MX"/>
-          <w14:ligatures w14:val="none"/>
-        </w:rPr>
-        <w:t xml:space="preserve"> utilizando las métricas generadas durante la evaluación del modelo.</w:t>
-      </w:r>
-    </w:p>
-    <w:p>
-      <w:pPr>
-        <w:spacing w:before="100" w:beforeAutospacing="1" w:after="100" w:afterAutospacing="1" w:line="240" w:lineRule="auto"/>
-        <w:rPr>
-          <w:rFonts w:ascii="Calibri" w:eastAsia="Times New Roman" w:hAnsi="Calibri" w:cs="Calibri"/>
-          <w:sz w:val="24"/>
-          <w:szCs w:val="24"/>
-          <w:lang w:eastAsia="es-MX"/>
-          <w14:ligatures w14:val="none"/>
-        </w:rPr>
-      </w:pPr>
-      <w:r>
-        <w:rPr>
-          <w:rFonts w:ascii="Calibri" w:eastAsia="Times New Roman" w:hAnsi="Calibri" w:cs="Calibri"/>
-          <w:sz w:val="24"/>
-          <w:szCs w:val="24"/>
-          <w:lang w:eastAsia="es-MX"/>
-          <w14:ligatures w14:val="none"/>
-        </w:rPr>
-        <w:t xml:space="preserve">El sistema analizó el valor de </w:t>
-      </w:r>
-      <w:proofErr w:type="spellStart"/>
-      <w:r>
-        <w:rPr>
-          <w:rFonts w:ascii="Calibri" w:eastAsia="Times New Roman" w:hAnsi="Calibri" w:cs="Calibri"/>
-          <w:sz w:val="24"/>
-          <w:szCs w:val="24"/>
-          <w:lang w:eastAsia="es-MX"/>
-          <w14:ligatures w14:val="none"/>
-        </w:rPr>
-        <w:t>Recall</w:t>
-      </w:r>
-      <w:proofErr w:type="spellEnd"/>
-      <w:r>
-        <w:rPr>
-          <w:rFonts w:ascii="Calibri" w:eastAsia="Times New Roman" w:hAnsi="Calibri" w:cs="Calibri"/>
-          <w:sz w:val="24"/>
-          <w:szCs w:val="24"/>
-          <w:lang w:eastAsia="es-MX"/>
-          <w14:ligatures w14:val="none"/>
-        </w:rPr>
-        <w:t xml:space="preserve"> obtenido durante el monitoreo y determinó el nivel de alerta correspondiente de acuerdo con los umbrales previamente establecidos.</w:t>
-      </w:r>
-    </w:p>
-    <w:p>
-      <w:pPr>
-        <w:spacing w:before="100" w:beforeAutospacing="1" w:after="100" w:afterAutospacing="1" w:line="240" w:lineRule="auto"/>
-        <w:rPr>
-          <w:rFonts w:ascii="Calibri" w:eastAsia="Times New Roman" w:hAnsi="Calibri" w:cs="Calibri"/>
-          <w:sz w:val="24"/>
-          <w:szCs w:val="24"/>
-          <w:lang w:eastAsia="es-MX"/>
-          <w14:ligatures w14:val="none"/>
-        </w:rPr>
-      </w:pPr>
-      <w:r>
-        <w:rPr>
-          <w:rFonts w:ascii="Calibri" w:eastAsia="Times New Roman" w:hAnsi="Calibri" w:cs="Calibri"/>
-          <w:sz w:val="24"/>
-          <w:szCs w:val="24"/>
-          <w:lang w:eastAsia="es-MX"/>
-          <w14:ligatures w14:val="none"/>
-        </w:rPr>
-        <w:t xml:space="preserve">Posteriormente se consultó el </w:t>
-      </w:r>
-      <w:proofErr w:type="spellStart"/>
-      <w:r>
-        <w:rPr>
-          <w:rFonts w:ascii="Calibri" w:eastAsia="Times New Roman" w:hAnsi="Calibri" w:cs="Calibri"/>
-          <w:sz w:val="24"/>
-          <w:szCs w:val="24"/>
-          <w:lang w:eastAsia="es-MX"/>
-          <w14:ligatures w14:val="none"/>
-        </w:rPr>
-        <w:t>Runbook</w:t>
-      </w:r>
-      <w:proofErr w:type="spellEnd"/>
-      <w:r>
-        <w:rPr>
-          <w:rFonts w:ascii="Calibri" w:eastAsia="Times New Roman" w:hAnsi="Calibri" w:cs="Calibri"/>
-          <w:sz w:val="24"/>
-          <w:szCs w:val="24"/>
-          <w:lang w:eastAsia="es-MX"/>
-          <w14:ligatures w14:val="none"/>
-        </w:rPr>
-        <w:t xml:space="preserve"> asociado para recomendar las acciones correspondientes.</w:t>
+        <w:t>Como segundo escenario se validó el funcionamiento del sistema de alertas inteligentes y la ejecución automática de Runbooks utilizando las métricas generadas durante la evaluación del modelo.</w:t>
+      </w:r>
+    </w:p>
+    <w:p>
+      <w:pPr>
+        <w:spacing w:before="100" w:beforeAutospacing="1" w:after="100" w:afterAutospacing="1" w:line="240" w:lineRule="auto"/>
+        <w:rPr>
+          <w:rFonts w:ascii="Calibri" w:eastAsia="Times New Roman" w:hAnsi="Calibri" w:cs="Calibri"/>
+          <w:sz w:val="24"/>
+          <w:szCs w:val="24"/>
+          <w:lang w:eastAsia="es-MX"/>
+          <w14:ligatures w14:val="none"/>
+        </w:rPr>
+      </w:pPr>
+      <w:r>
+        <w:rPr>
+          <w:rFonts w:ascii="Calibri" w:eastAsia="Times New Roman" w:hAnsi="Calibri" w:cs="Calibri"/>
+          <w:sz w:val="24"/>
+          <w:szCs w:val="24"/>
+          <w:lang w:eastAsia="es-MX"/>
+          <w14:ligatures w14:val="none"/>
+        </w:rPr>
+        <w:t>El sistema analizó el valor de Recall obtenido durante el monitoreo y determinó el nivel de alerta correspondiente de acuerdo con los umbrales previamente establecidos.</w:t>
+      </w:r>
+    </w:p>
+    <w:p>
+      <w:pPr>
+        <w:spacing w:before="100" w:beforeAutospacing="1" w:after="100" w:afterAutospacing="1" w:line="240" w:lineRule="auto"/>
+        <w:rPr>
+          <w:rFonts w:ascii="Calibri" w:eastAsia="Times New Roman" w:hAnsi="Calibri" w:cs="Calibri"/>
+          <w:sz w:val="24"/>
+          <w:szCs w:val="24"/>
+          <w:lang w:eastAsia="es-MX"/>
+          <w14:ligatures w14:val="none"/>
+        </w:rPr>
+      </w:pPr>
+      <w:r>
+        <w:rPr>
+          <w:rFonts w:ascii="Calibri" w:eastAsia="Times New Roman" w:hAnsi="Calibri" w:cs="Calibri"/>
+          <w:sz w:val="24"/>
+          <w:szCs w:val="24"/>
+          <w:lang w:eastAsia="es-MX"/>
+          <w14:ligatures w14:val="none"/>
+        </w:rPr>
+        <w:t>Posteriormente se consultó el Runbook asociado para recomendar las acciones correspondientes.</w:t>
       </w:r>
     </w:p>
     <w:p>
@@ -1751,57 +1272,36 @@
           <w:lang w:eastAsia="es-MX"/>
           <w14:ligatures w14:val="none"/>
         </w:rPr>
-        <w:t xml:space="preserve">Comprobar que el sistema clasifica correctamente el estado operativo del modelo y proporciona recomendaciones de respuesta mediante </w:t>
-      </w:r>
-      <w:proofErr w:type="spellStart"/>
-      <w:r>
-        <w:rPr>
-          <w:rFonts w:ascii="Calibri" w:eastAsia="Times New Roman" w:hAnsi="Calibri" w:cs="Calibri"/>
-          <w:sz w:val="24"/>
-          <w:szCs w:val="24"/>
-          <w:lang w:eastAsia="es-MX"/>
-          <w14:ligatures w14:val="none"/>
-        </w:rPr>
-        <w:t>Runbooks</w:t>
-      </w:r>
-      <w:proofErr w:type="spellEnd"/>
-      <w:r>
-        <w:rPr>
-          <w:rFonts w:ascii="Calibri" w:eastAsia="Times New Roman" w:hAnsi="Calibri" w:cs="Calibri"/>
-          <w:sz w:val="24"/>
-          <w:szCs w:val="24"/>
-          <w:lang w:eastAsia="es-MX"/>
-          <w14:ligatures w14:val="none"/>
-        </w:rPr>
-        <w:t>.</w:t>
-      </w:r>
-    </w:p>
-    <w:p>
-      <w:pPr>
-        <w:rPr>
-          <w:rFonts w:ascii="Calibri" w:hAnsi="Calibri" w:cs="Calibri"/>
-          <w:b/>
-          <w:bCs/>
-          <w:sz w:val="32"/>
-          <w:szCs w:val="32"/>
-        </w:rPr>
-      </w:pPr>
-    </w:p>
-    <w:p>
-      <w:pPr>
-        <w:rPr>
-          <w:rFonts w:ascii="Calibri" w:hAnsi="Calibri" w:cs="Calibri"/>
-          <w:b/>
-          <w:bCs/>
-          <w:sz w:val="32"/>
-          <w:szCs w:val="32"/>
-        </w:rPr>
-      </w:pPr>
-      <w:r>
-        <w:rPr>
-          <w:rFonts w:ascii="Calibri" w:hAnsi="Calibri" w:cs="Calibri"/>
-          <w:b/>
-          <w:bCs/>
+        <w:t>Comprobar que el sistema clasifica correctamente el estado operativo del modelo y proporciona recomendaciones de respuesta mediante Runbooks.</w:t>
+      </w:r>
+    </w:p>
+    <w:p>
+      <w:pPr>
+        <w:rPr>
+          <w:rFonts w:ascii="Calibri" w:hAnsi="Calibri" w:cs="Calibri"/>
+          <w:b/>
+          <w:bCs/>
+          <w:sz w:val="32"/>
+          <w:szCs w:val="32"/>
+        </w:rPr>
+      </w:pPr>
+    </w:p>
+    <w:p>
+      <w:pPr>
+        <w:rPr>
+          <w:rFonts w:ascii="Calibri" w:hAnsi="Calibri" w:cs="Calibri"/>
+          <w:b/>
+          <w:bCs/>
+          <w:sz w:val="32"/>
+          <w:szCs w:val="32"/>
+        </w:rPr>
+      </w:pPr>
+      <w:r>
+        <w:rPr>
+          <w:rFonts w:ascii="Calibri" w:hAnsi="Calibri" w:cs="Calibri"/>
+          <w:b/>
+          <w:bCs/>
+          <w:noProof/>
           <w:sz w:val="32"/>
           <w:szCs w:val="32"/>
         </w:rPr>
@@ -1868,6 +1368,7 @@
           <w:rFonts w:ascii="Calibri" w:hAnsi="Calibri" w:cs="Calibri"/>
           <w:b/>
           <w:bCs/>
+          <w:noProof/>
           <w:sz w:val="32"/>
           <w:szCs w:val="32"/>
         </w:rPr>
@@ -1913,6 +1414,7 @@
           <w:rFonts w:ascii="Calibri" w:hAnsi="Calibri" w:cs="Calibri"/>
           <w:b/>
           <w:bCs/>
+          <w:noProof/>
           <w:sz w:val="32"/>
           <w:szCs w:val="32"/>
         </w:rPr>
@@ -2073,45 +1575,24 @@
           <w:lang w:eastAsia="es-MX"/>
           <w14:ligatures w14:val="none"/>
         </w:rPr>
-        <w:t xml:space="preserve">Las simulaciones realizadas permitieron validar el correcto funcionamiento de los principales componentes del sistema de </w:t>
-      </w:r>
-      <w:proofErr w:type="spellStart"/>
-      <w:r>
-        <w:rPr>
-          <w:rFonts w:ascii="Calibri" w:eastAsia="Times New Roman" w:hAnsi="Calibri" w:cs="Calibri"/>
-          <w:sz w:val="24"/>
-          <w:szCs w:val="24"/>
-          <w:lang w:eastAsia="es-MX"/>
-          <w14:ligatures w14:val="none"/>
-        </w:rPr>
-        <w:t>observabilidad</w:t>
-      </w:r>
-      <w:proofErr w:type="spellEnd"/>
-      <w:r>
-        <w:rPr>
-          <w:rFonts w:ascii="Calibri" w:eastAsia="Times New Roman" w:hAnsi="Calibri" w:cs="Calibri"/>
-          <w:sz w:val="24"/>
-          <w:szCs w:val="24"/>
-          <w:lang w:eastAsia="es-MX"/>
-          <w14:ligatures w14:val="none"/>
-        </w:rPr>
-        <w:t>.</w:t>
-      </w:r>
-    </w:p>
-    <w:p>
-      <w:pPr>
-        <w:spacing w:before="100" w:beforeAutospacing="1" w:after="100" w:afterAutospacing="1" w:line="240" w:lineRule="auto"/>
-        <w:rPr>
-          <w:rFonts w:ascii="Calibri" w:eastAsia="Times New Roman" w:hAnsi="Calibri" w:cs="Calibri"/>
-          <w:sz w:val="24"/>
-          <w:szCs w:val="24"/>
-          <w:lang w:eastAsia="es-MX"/>
-          <w14:ligatures w14:val="none"/>
-        </w:rPr>
-      </w:pPr>
-      <w:r>
-        <w:rPr>
-          <w:rFonts w:ascii="Calibri" w:eastAsia="Times New Roman" w:hAnsi="Calibri" w:cs="Calibri"/>
+        <w:t>Las simulaciones realizadas permitieron validar el correcto funcionamiento de los principales componentes del sistema de observabilidad.</w:t>
+      </w:r>
+    </w:p>
+    <w:p>
+      <w:pPr>
+        <w:spacing w:before="100" w:beforeAutospacing="1" w:after="100" w:afterAutospacing="1" w:line="240" w:lineRule="auto"/>
+        <w:rPr>
+          <w:rFonts w:ascii="Calibri" w:eastAsia="Times New Roman" w:hAnsi="Calibri" w:cs="Calibri"/>
+          <w:sz w:val="24"/>
+          <w:szCs w:val="24"/>
+          <w:lang w:eastAsia="es-MX"/>
+          <w14:ligatures w14:val="none"/>
+        </w:rPr>
+      </w:pPr>
+      <w:r>
+        <w:rPr>
+          <w:rFonts w:ascii="Calibri" w:eastAsia="Times New Roman" w:hAnsi="Calibri" w:cs="Calibri"/>
+          <w:noProof/>
           <w:sz w:val="24"/>
           <w:szCs w:val="24"/>
           <w:lang w:eastAsia="es-MX"/>
@@ -2236,10 +1717,12 @@
           <w:lang w:eastAsia="es-MX"/>
           <w14:ligatures w14:val="none"/>
         </w:rPr>
-        <w:t xml:space="preserve">Las pruebas realizadas demostraron que la solución desarrollada integra de manera efectiva los principales elementos de </w:t>
-      </w:r>
-      <w:proofErr w:type="spellStart"/>
-      <w:r>
+        <w:t>Las pruebas realizadas demostraron que la solución desarrollada integra de manera efectiva los principales elementos de observabilidad para modelos de Machine Learning. La combinación de monitoreo de métricas, detección de Data Drift, alertas inteligentes y Runbooks permite identificar oportunamente posibles incidentes y proponer acciones para preservar el desempeño del modelo.</w:t>
+      </w:r>
+    </w:p>
+    <w:p>
+      <w:pPr>
+        <w:spacing w:before="100" w:beforeAutospacing="1" w:after="100" w:afterAutospacing="1" w:line="240" w:lineRule="auto"/>
         <w:rPr>
           <w:rFonts w:ascii="Times New Roman" w:eastAsia="Times New Roman" w:hAnsi="Times New Roman" w:cs="Times New Roman"/>
           <w:sz w:val="24"/>
@@ -2247,9 +1730,7 @@
           <w:lang w:eastAsia="es-MX"/>
           <w14:ligatures w14:val="none"/>
         </w:rPr>
-        <w:t>observabilidad</w:t>
-      </w:r>
-      <w:proofErr w:type="spellEnd"/>
+      </w:pPr>
       <w:r>
         <w:rPr>
           <w:rFonts w:ascii="Times New Roman" w:eastAsia="Times New Roman" w:hAnsi="Times New Roman" w:cs="Times New Roman"/>
@@ -2258,161 +1739,7 @@
           <w:lang w:eastAsia="es-MX"/>
           <w14:ligatures w14:val="none"/>
         </w:rPr>
-        <w:t xml:space="preserve"> para modelos de Machine </w:t>
-      </w:r>
-      <w:proofErr w:type="spellStart"/>
-      <w:r>
-        <w:rPr>
-          <w:rFonts w:ascii="Times New Roman" w:eastAsia="Times New Roman" w:hAnsi="Times New Roman" w:cs="Times New Roman"/>
-          <w:sz w:val="24"/>
-          <w:szCs w:val="24"/>
-          <w:lang w:eastAsia="es-MX"/>
-          <w14:ligatures w14:val="none"/>
-        </w:rPr>
-        <w:t>Learning</w:t>
-      </w:r>
-      <w:proofErr w:type="spellEnd"/>
-      <w:r>
-        <w:rPr>
-          <w:rFonts w:ascii="Times New Roman" w:eastAsia="Times New Roman" w:hAnsi="Times New Roman" w:cs="Times New Roman"/>
-          <w:sz w:val="24"/>
-          <w:szCs w:val="24"/>
-          <w:lang w:eastAsia="es-MX"/>
-          <w14:ligatures w14:val="none"/>
-        </w:rPr>
-        <w:t xml:space="preserve">. La combinación de monitoreo de métricas, detección de Data </w:t>
-      </w:r>
-      <w:proofErr w:type="spellStart"/>
-      <w:r>
-        <w:rPr>
-          <w:rFonts w:ascii="Times New Roman" w:eastAsia="Times New Roman" w:hAnsi="Times New Roman" w:cs="Times New Roman"/>
-          <w:sz w:val="24"/>
-          <w:szCs w:val="24"/>
-          <w:lang w:eastAsia="es-MX"/>
-          <w14:ligatures w14:val="none"/>
-        </w:rPr>
-        <w:t>Drift</w:t>
-      </w:r>
-      <w:proofErr w:type="spellEnd"/>
-      <w:r>
-        <w:rPr>
-          <w:rFonts w:ascii="Times New Roman" w:eastAsia="Times New Roman" w:hAnsi="Times New Roman" w:cs="Times New Roman"/>
-          <w:sz w:val="24"/>
-          <w:szCs w:val="24"/>
-          <w:lang w:eastAsia="es-MX"/>
-          <w14:ligatures w14:val="none"/>
-        </w:rPr>
-        <w:t xml:space="preserve">, alertas inteligentes y </w:t>
-      </w:r>
-      <w:proofErr w:type="spellStart"/>
-      <w:r>
-        <w:rPr>
-          <w:rFonts w:ascii="Times New Roman" w:eastAsia="Times New Roman" w:hAnsi="Times New Roman" w:cs="Times New Roman"/>
-          <w:sz w:val="24"/>
-          <w:szCs w:val="24"/>
-          <w:lang w:eastAsia="es-MX"/>
-          <w14:ligatures w14:val="none"/>
-        </w:rPr>
-        <w:t>Runbooks</w:t>
-      </w:r>
-      <w:proofErr w:type="spellEnd"/>
-      <w:r>
-        <w:rPr>
-          <w:rFonts w:ascii="Times New Roman" w:eastAsia="Times New Roman" w:hAnsi="Times New Roman" w:cs="Times New Roman"/>
-          <w:sz w:val="24"/>
-          <w:szCs w:val="24"/>
-          <w:lang w:eastAsia="es-MX"/>
-          <w14:ligatures w14:val="none"/>
-        </w:rPr>
-        <w:t xml:space="preserve"> permite identificar oportunamente posibles incidentes y proponer acciones para preservar el desempeño del modelo.</w:t>
-      </w:r>
-    </w:p>
-    <w:p>
-      <w:pPr>
-        <w:spacing w:before="100" w:beforeAutospacing="1" w:after="100" w:afterAutospacing="1" w:line="240" w:lineRule="auto"/>
-        <w:rPr>
-          <w:rFonts w:ascii="Times New Roman" w:eastAsia="Times New Roman" w:hAnsi="Times New Roman" w:cs="Times New Roman"/>
-          <w:sz w:val="24"/>
-          <w:szCs w:val="24"/>
-          <w:lang w:eastAsia="es-MX"/>
-          <w14:ligatures w14:val="none"/>
-        </w:rPr>
-      </w:pPr>
-      <w:r>
-        <w:rPr>
-          <w:rFonts w:ascii="Times New Roman" w:eastAsia="Times New Roman" w:hAnsi="Times New Roman" w:cs="Times New Roman"/>
-          <w:sz w:val="24"/>
-          <w:szCs w:val="24"/>
-          <w:lang w:eastAsia="es-MX"/>
-          <w14:ligatures w14:val="none"/>
-        </w:rPr>
-        <w:t xml:space="preserve">Asimismo, la integración de </w:t>
-      </w:r>
-      <w:proofErr w:type="spellStart"/>
-      <w:r>
-        <w:rPr>
-          <w:rFonts w:ascii="Times New Roman" w:eastAsia="Times New Roman" w:hAnsi="Times New Roman" w:cs="Times New Roman"/>
-          <w:sz w:val="24"/>
-          <w:szCs w:val="24"/>
-          <w:lang w:eastAsia="es-MX"/>
-          <w14:ligatures w14:val="none"/>
-        </w:rPr>
-        <w:t>MLflow</w:t>
-      </w:r>
-      <w:proofErr w:type="spellEnd"/>
-      <w:r>
-        <w:rPr>
-          <w:rFonts w:ascii="Times New Roman" w:eastAsia="Times New Roman" w:hAnsi="Times New Roman" w:cs="Times New Roman"/>
-          <w:sz w:val="24"/>
-          <w:szCs w:val="24"/>
-          <w:lang w:eastAsia="es-MX"/>
-          <w14:ligatures w14:val="none"/>
-        </w:rPr>
-        <w:t xml:space="preserve"> y </w:t>
-      </w:r>
-      <w:proofErr w:type="spellStart"/>
-      <w:r>
-        <w:rPr>
-          <w:rFonts w:ascii="Times New Roman" w:eastAsia="Times New Roman" w:hAnsi="Times New Roman" w:cs="Times New Roman"/>
-          <w:sz w:val="24"/>
-          <w:szCs w:val="24"/>
-          <w:lang w:eastAsia="es-MX"/>
-          <w14:ligatures w14:val="none"/>
-        </w:rPr>
-        <w:t>Streamlit</w:t>
-      </w:r>
-      <w:proofErr w:type="spellEnd"/>
-      <w:r>
-        <w:rPr>
-          <w:rFonts w:ascii="Times New Roman" w:eastAsia="Times New Roman" w:hAnsi="Times New Roman" w:cs="Times New Roman"/>
-          <w:sz w:val="24"/>
-          <w:szCs w:val="24"/>
-          <w:lang w:eastAsia="es-MX"/>
-          <w14:ligatures w14:val="none"/>
-        </w:rPr>
-        <w:t xml:space="preserve"> facilitó tanto la trazabilidad de los experimentos como la validación interactiva del comportamiento del sistema. Aunque el proyecto fue desarrollado con fines académicos, la arquitectura implementada sigue principios utilizados en entornos profesionales de </w:t>
-      </w:r>
-      <w:proofErr w:type="spellStart"/>
-      <w:r>
-        <w:rPr>
-          <w:rFonts w:ascii="Times New Roman" w:eastAsia="Times New Roman" w:hAnsi="Times New Roman" w:cs="Times New Roman"/>
-          <w:sz w:val="24"/>
-          <w:szCs w:val="24"/>
-          <w:lang w:eastAsia="es-MX"/>
-          <w14:ligatures w14:val="none"/>
-        </w:rPr>
-        <w:t>MLOps</w:t>
-      </w:r>
-      <w:proofErr w:type="spellEnd"/>
-      <w:r>
-        <w:rPr>
-          <w:rFonts w:ascii="Times New Roman" w:eastAsia="Times New Roman" w:hAnsi="Times New Roman" w:cs="Times New Roman"/>
-          <w:sz w:val="24"/>
-          <w:szCs w:val="24"/>
-          <w:lang w:eastAsia="es-MX"/>
-          <w14:ligatures w14:val="none"/>
-        </w:rPr>
-        <w:t>, donde la supervisión continua y la automatización son fundamentales para garantizar la confiabilidad y el mantenimiento de soluciones basadas en Inteligencia Artificial.</w:t>
+        <w:t>Asimismo, la integración de MLflow y Streamlit facilitó tanto la trazabilidad de los experimentos como la validación interactiva del comportamiento del sistema. Aunque el proyecto fue desarrollado con fines académicos, la arquitectura implementada sigue principios utilizados en entornos profesionales de MLOps, donde la supervisión continua y la automatización son fundamentales para garantizar la confiabilidad y el mantenimiento de soluciones basadas en Inteligencia Artificial.</w:t>
       </w:r>
     </w:p>
     <w:p>
@@ -3727,6 +3054,7 @@
   <w:style w:type="character" w:default="1" w:styleId="Fuentedeprrafopredeter">
     <w:name w:val="Default Paragraph Font"/>
     <w:uiPriority w:val="1"/>
+    <w:semiHidden/>
     <w:unhideWhenUsed/>
   </w:style>
   <w:style w:type="table" w:default="1" w:styleId="Tablanormal">
